--- a/DBTUNING/ch21_통계수집_히스토그램확장시스템/ch21_실습문제.docx
+++ b/DBTUNING/ch21_통계수집_히스토그램확장시스템/ch21_실습문제.docx
@@ -13,7 +13,7 @@
           <w:color w:val="365F91"/>
           <w:sz w:val="28"/>
         </w:rPr>
-        <w:t>제7장  통계 수집 ② 히스토그램·확장 통계·시스템 통계 — 실습문제</w:t>
+        <w:t>제ch21  통계 수집 ② 히스토그램·확장 통계·시스템 통계 — 실습문제</w:t>
       </w:r>
     </w:p>
     <w:p>

--- a/DBTUNING/ch21_통계수집_히스토그램확장시스템/ch21_실습문제.docx
+++ b/DBTUNING/ch21_통계수집_히스토그램확장시스템/ch21_실습문제.docx
@@ -13,7 +13,7 @@
           <w:color w:val="365F91"/>
           <w:sz w:val="28"/>
         </w:rPr>
-        <w:t>제ch21  통계 수집 ② 히스토그램·확장 통계·시스템 통계 — 실습문제</w:t>
+        <w:t>ch21  통계 수집 ② 히스토그램·확장 통계·시스템 통계 — 실습문제</w:t>
       </w:r>
     </w:p>
     <w:p>
